--- a/Curriculo/output/Resume_Afonso_FullStack.docx
+++ b/Curriculo/output/Resume_Afonso_FullStack.docx
@@ -31,7 +31,7 @@
           <w:color w:val="333333"/>
           <w:sz w:val="22"/>
         </w:rPr>
-        <w:t>Senior Full-Stack Engineer (Distributed Systems / Video Streaming / NestJS / Next.js)</w:t>
+        <w:t>Senior Full-Stack Engineer — Distributed Systems · Video Streaming · NestJS / Next.js</w:t>
       </w:r>
     </w:p>
     <w:p>
@@ -82,7 +82,7 @@
           <w:color w:val="000000"/>
           <w:sz w:val="20"/>
         </w:rPr>
-        <w:t>Senior Full-Stack Engineer with 7 years of market experience architecting, building and operating production systems end to end. Currently owns the camera and video domain of a large-scale smart-city video monitoring platform — 27 NestJS microservices communicating over Kafka behind a Kong gateway — driving architecture decisions from system design to Kubernetes production. Deep specialist in video streaming: WebRTC, LL-HLS, FFmpeg encoding pipelines, codec strategy and adaptive bitrate, applied both to enterprise platforms and to Stormzplus, the subscription streaming product founded and engineered solo. Consistently raises the engineering bar through CI/CD quality gates, integration-testing standards and end-to-end observability. Operates at the intersection of architecture, hands-on delivery and platform enablement — staff-track scope.</w:t>
+        <w:t>Senior Full-Stack Engineer with 7 years of market experience architecting and operating distributed systems end to end. Currently owns the streaming domain of a large-scale smart-city video monitoring platform — WebRTC, LL-HLS, real-time analytics and event-driven microservices on Kubernetes. Deep specialist in video streaming and platform engineering; staff-track scope with full ownership from system design to production.</w:t>
       </w:r>
     </w:p>
     <w:p>
@@ -117,7 +117,7 @@
           <w:color w:val="000000"/>
           <w:sz w:val="20"/>
         </w:rPr>
-        <w:t>Backend &amp; Microservices:</w:t>
+        <w:t>**Backend &amp; Microservices:</w:t>
       </w:r>
       <w:r>
         <w:rPr>
@@ -127,7 +127,7 @@
           <w:color w:val="000000"/>
           <w:sz w:val="20"/>
         </w:rPr>
-        <w:t xml:space="preserve"> NestJS, Node.js, Go, Kotlin (Ktor), Kafka, Redis, BullMQ, Kong API Gateway, CQRS, Event-Driven Architecture, DDD, REST APIs, WebSockets (Socket.IO)</w:t>
+        <w:t xml:space="preserve"> ** NestJS, Node.js, Go, Kotlin (Ktor), Kafka, Redis, BullMQ, Kong, CQRS, Event-Driven Architecture, REST, WebSockets</w:t>
       </w:r>
     </w:p>
     <w:p>
@@ -143,7 +143,7 @@
           <w:color w:val="000000"/>
           <w:sz w:val="20"/>
         </w:rPr>
-        <w:t>Data:</w:t>
+        <w:t>**Data:</w:t>
       </w:r>
       <w:r>
         <w:rPr>
@@ -153,7 +153,7 @@
           <w:color w:val="000000"/>
           <w:sz w:val="20"/>
         </w:rPr>
-        <w:t xml:space="preserve"> PostgreSQL (time partitioning, zero-downtime indexing), Prisma ORM, Drizzle ORM, Supabase (Auth/DB/Realtime/Storage)</w:t>
+        <w:t xml:space="preserve"> ** PostgreSQL (time partitioning, zero-downtime indexing), Prisma, Drizzle, Supabase</w:t>
       </w:r>
     </w:p>
     <w:p>
@@ -169,7 +169,7 @@
           <w:color w:val="000000"/>
           <w:sz w:val="20"/>
         </w:rPr>
-        <w:t>Video &amp; Streaming:</w:t>
+        <w:t>**Video &amp; Streaming:</w:t>
       </w:r>
       <w:r>
         <w:rPr>
@@ -179,7 +179,7 @@
           <w:color w:val="000000"/>
           <w:sz w:val="20"/>
         </w:rPr>
-        <w:t xml:space="preserve"> FFmpeg/NVENC, WebRTC, HLS/LL-HLS, adaptive bitrate (ABR), H.264/H.265 codec strategy, ONVIF, LiveKit (WebRTC SFU), Cloudflare R2/CDN</w:t>
+        <w:t xml:space="preserve"> ** FFmpeg/NVENC, WebRTC, HLS/LL-HLS, ABR, H.264/H.265, ONVIF, LiveKit, Cloudflare R2/CDN</w:t>
       </w:r>
     </w:p>
     <w:p>
@@ -195,7 +195,7 @@
           <w:color w:val="000000"/>
           <w:sz w:val="20"/>
         </w:rPr>
-        <w:t>Frontend:</w:t>
+        <w:t>**Frontend:</w:t>
       </w:r>
       <w:r>
         <w:rPr>
@@ -205,7 +205,7 @@
           <w:color w:val="000000"/>
           <w:sz w:val="20"/>
         </w:rPr>
-        <w:t xml:space="preserve"> Next.js (App Router, RSC), React, Angular, TypeScript, TailwindCSS, Zustand, TanStack React Query, SWR</w:t>
+        <w:t xml:space="preserve"> ** Next.js (App Router, RSC), React, Angular, TypeScript, TailwindCSS, Zustand, TanStack Query</w:t>
       </w:r>
     </w:p>
     <w:p>
@@ -221,7 +221,7 @@
           <w:color w:val="000000"/>
           <w:sz w:val="20"/>
         </w:rPr>
-        <w:t>Quality &amp; Observability:</w:t>
+        <w:t>**Quality &amp; Observability:</w:t>
       </w:r>
       <w:r>
         <w:rPr>
@@ -231,7 +231,7 @@
           <w:color w:val="000000"/>
           <w:sz w:val="20"/>
         </w:rPr>
-        <w:t xml:space="preserve"> Jest, Testcontainers, Supertest, Prometheus, Pino structured logging, liveness/readiness health checks</w:t>
+        <w:t xml:space="preserve"> ** Testcontainers, Jest, Prometheus, Pino structured logging</w:t>
       </w:r>
     </w:p>
     <w:p>
@@ -247,7 +247,7 @@
           <w:color w:val="000000"/>
           <w:sz w:val="20"/>
         </w:rPr>
-        <w:t>DevOps &amp; Cloud:</w:t>
+        <w:t>**DevOps &amp; Cloud:</w:t>
       </w:r>
       <w:r>
         <w:rPr>
@@ -257,33 +257,7 @@
           <w:color w:val="000000"/>
           <w:sz w:val="20"/>
         </w:rPr>
-        <w:t xml:space="preserve"> Docker, Kubernetes (RKE2), Helm, Terraform, GitHub Actions, Nx monorepo (remote caching), Nginx, AWS EC2, Vercel, Linux/VPS</w:t>
-      </w:r>
-    </w:p>
-    <w:p>
-      <w:pPr>
-        <w:spacing w:before="10" w:after="10" w:line="259" w:lineRule="auto"/>
-        <w:jc w:val="left"/>
-      </w:pPr>
-      <w:r>
-        <w:rPr>
-          <w:rFonts w:ascii="Calibri" w:hAnsi="Calibri"/>
-          <w:b/>
-          <w:i w:val="0"/>
-          <w:color w:val="000000"/>
-          <w:sz w:val="20"/>
-        </w:rPr>
-        <w:t>Payments &amp; AI:</w:t>
-      </w:r>
-      <w:r>
-        <w:rPr>
-          <w:rFonts w:ascii="Calibri" w:hAnsi="Calibri"/>
-          <w:b w:val="0"/>
-          <w:i w:val="0"/>
-          <w:color w:val="000000"/>
-          <w:sz w:val="20"/>
-        </w:rPr>
-        <w:t xml:space="preserve"> Stripe (subscriptions, idempotent webhooks), Mercado Pago (PIX), OpenAI GPT integration</w:t>
+        <w:t xml:space="preserve"> ** Docker, Kubernetes (RKE2), Helm, Terraform, GitHub Actions, Nx monorepo (remote cache), AWS, Vercel</w:t>
       </w:r>
     </w:p>
     <w:p>
@@ -361,7 +335,7 @@
           <w:color w:val="000000"/>
           <w:sz w:val="20"/>
         </w:rPr>
-        <w:t>Own the camera and video domain of a large-scale smart-city video monitoring and urban traffic platform built as 27 NestJS microservices (Nx monorepo, Kafka, Kong API Gateway, PostgreSQL/Prisma, Redis, CQRS/DDD), driving architecture decisions from system design through production operation.</w:t>
+        <w:t>Owns the streaming domain of a large-scale smart-city video platform: WebRTC with LL-HLS fallback (~250ms), dynamic H.265/H.264 codec negotiation per-client and adaptive quality via native camera substreams — infrastructure cost per camera, not per viewer.</w:t>
       </w:r>
     </w:p>
     <w:p>
@@ -388,7 +362,7 @@
           <w:color w:val="000000"/>
           <w:sz w:val="20"/>
         </w:rPr>
-        <w:t>Architected the platform's low-latency adaptive streaming stack: WebRTC with automatic LL-HLS fallback (~250ms), dynamic H.265/H.264 codec negotiation with per-client capability detection, and adaptive quality leveraging native camera substreams (Axis/Hikvision) — keeping infrastructure cost per camera rather than per viewer.</w:t>
+        <w:t>Built the real-time video analytics pipeline: per-frame detections on edge devices, on-device Kafka producers and an idempotent reconciler that restores analytics state after device reboots.</w:t>
       </w:r>
     </w:p>
     <w:p>
@@ -415,7 +389,7 @@
           <w:color w:val="000000"/>
           <w:sz w:val="20"/>
         </w:rPr>
-        <w:t>Built a real-time embedded video analytics pipeline integrated with edge devices: per-frame detections rendered as bounding boxes in the live player, on-device Kafka producers to minimize network overhead, and an idempotent reconciler that restores analytics automatically after device reboots.</w:t>
+        <w:t>Designed multi-camera event correlation (sliding-window clustering, UUIDv5 alarm dedup, auto-resolution) and telemetry at scale — time-partitioned PostgreSQL, Prometheus metrics, zero-downtime indexing.</w:t>
       </w:r>
     </w:p>
     <w:p>
@@ -442,7 +416,7 @@
           <w:color w:val="000000"/>
           <w:sz w:val="20"/>
         </w:rPr>
-        <w:t>Designed a multi-camera event correlation engine: 60-second sliding-window clustering, deterministic alarm emission with UUIDv5 deduplication, 4-tier severity mapping and automatic resolution policies.</w:t>
+        <w:t>Delivered the platform's notification gateway from scratch: email, WhatsApp, WebSocket and push via BullMQ (exponential backoff, DLQ), multi-locale Handlebars templates and full audit trail.</w:t>
       </w:r>
     </w:p>
     <w:p>
@@ -469,115 +443,7 @@
           <w:color w:val="000000"/>
           <w:sz w:val="20"/>
         </w:rPr>
-        <w:t>Implemented camera health and telemetry at scale: 5-minute availability windows with 90-day rollups over time-partitioned PostgreSQL; latency, bitrate, packet-loss and TTFF metrics exposed via Prometheus; zero-downtime index deployments (CREATE INDEX CONCURRENTLY).</w:t>
-      </w:r>
-    </w:p>
-    <w:p>
-      <w:pPr>
-        <w:spacing w:before="10" w:after="10" w:line="259" w:lineRule="auto"/>
-        <w:ind w:left="357" w:hanging="181"/>
-        <w:jc w:val="left"/>
-      </w:pPr>
-      <w:r>
-        <w:rPr>
-          <w:rFonts w:ascii="Calibri" w:hAnsi="Calibri"/>
-          <w:b w:val="0"/>
-          <w:i w:val="0"/>
-          <w:color w:val="000000"/>
-          <w:sz w:val="20"/>
-        </w:rPr>
-        <w:t xml:space="preserve">• </w:t>
-      </w:r>
-      <w:r>
-        <w:rPr>
-          <w:rFonts w:ascii="Calibri" w:hAnsi="Calibri"/>
-          <w:b w:val="0"/>
-          <w:i w:val="0"/>
-          <w:color w:val="000000"/>
-          <w:sz w:val="20"/>
-        </w:rPr>
-        <w:t>Designed and delivered the platform's notification gateway microservice from scratch — email, WhatsApp, WebSocket and push channels backed by BullMQ (retry with exponential backoff, dead-letter queue), multi-locale Handlebars templates and a full PostgreSQL audit trail.</w:t>
-      </w:r>
-    </w:p>
-    <w:p>
-      <w:pPr>
-        <w:spacing w:before="10" w:after="10" w:line="259" w:lineRule="auto"/>
-        <w:ind w:left="357" w:hanging="181"/>
-        <w:jc w:val="left"/>
-      </w:pPr>
-      <w:r>
-        <w:rPr>
-          <w:rFonts w:ascii="Calibri" w:hAnsi="Calibri"/>
-          <w:b w:val="0"/>
-          <w:i w:val="0"/>
-          <w:color w:val="000000"/>
-          <w:sz w:val="20"/>
-        </w:rPr>
-        <w:t xml:space="preserve">• </w:t>
-      </w:r>
-      <w:r>
-        <w:rPr>
-          <w:rFonts w:ascii="Calibri" w:hAnsi="Calibri"/>
-          <w:b w:val="0"/>
-          <w:i w:val="0"/>
-          <w:color w:val="000000"/>
-          <w:sz w:val="20"/>
-        </w:rPr>
-        <w:t>Implemented vendor-agnostic PTZ camera control over ONVIF Profile S: relative/absolute/continuous REST commands, driver load balancing and complete command auditing.</w:t>
-      </w:r>
-    </w:p>
-    <w:p>
-      <w:pPr>
-        <w:spacing w:before="10" w:after="10" w:line="259" w:lineRule="auto"/>
-        <w:ind w:left="357" w:hanging="181"/>
-        <w:jc w:val="left"/>
-      </w:pPr>
-      <w:r>
-        <w:rPr>
-          <w:rFonts w:ascii="Calibri" w:hAnsi="Calibri"/>
-          <w:b w:val="0"/>
-          <w:i w:val="0"/>
-          <w:color w:val="000000"/>
-          <w:sz w:val="20"/>
-        </w:rPr>
-        <w:t xml:space="preserve">• </w:t>
-      </w:r>
-      <w:r>
-        <w:rPr>
-          <w:rFonts w:ascii="Calibri" w:hAnsi="Calibri"/>
-          <w:b w:val="0"/>
-          <w:i w:val="0"/>
-          <w:color w:val="000000"/>
-          <w:sz w:val="20"/>
-        </w:rPr>
-        <w:t>Raised the platform's engineering bar: integration-test CI gate with Testcontainers (real PostgreSQL), artifact hash filtering to eliminate false rebuild fan-out, self-hosted remote Nx cache (MinIO), and production Kubernetes provisioning (RKE2 + Terraform + Helm, 22 deployments).</w:t>
-      </w:r>
-    </w:p>
-    <w:p>
-      <w:pPr>
-        <w:spacing w:before="10" w:after="10" w:line="259" w:lineRule="auto"/>
-        <w:ind w:left="357" w:hanging="181"/>
-        <w:jc w:val="left"/>
-      </w:pPr>
-      <w:r>
-        <w:rPr>
-          <w:rFonts w:ascii="Calibri" w:hAnsi="Calibri"/>
-          <w:b w:val="0"/>
-          <w:i w:val="0"/>
-          <w:color w:val="000000"/>
-          <w:sz w:val="20"/>
-        </w:rPr>
-        <w:t xml:space="preserve">• </w:t>
-      </w:r>
-      <w:r>
-        <w:rPr>
-          <w:rFonts w:ascii="Calibri" w:hAnsi="Calibri"/>
-          <w:b w:val="0"/>
-          <w:i w:val="0"/>
-          <w:color w:val="000000"/>
-          <w:sz w:val="20"/>
-        </w:rPr>
-        <w:t>Selected to lead the architecture and delivery of the platform's upcoming mobile application; shipped 75+ merged pull requests across seven domains within the first five months.</w:t>
+        <w:t>Established CI integration-test gate (Testcontainers), remote Nx cache and production Kubernetes provisioning (RKE2 + Terraform + Helm); 75+ merged PRs in 5 months. Selected to lead the platform's upcoming mobile application.</w:t>
       </w:r>
     </w:p>
     <w:p>
@@ -636,7 +502,7 @@
           <w:color w:val="000000"/>
           <w:sz w:val="20"/>
         </w:rPr>
-        <w:t>Led conception and development of GEM (Next.js App Router + Supabase/PostgreSQL) — enterprise ERP that replaced spreadsheet workflows with real-time collaboration: multi-view Kanban with drag-and-drop, corporate chat (channels, threads, voice messages), productivity dashboards, GPT-powered context-aware assistant, append-only audit trail (20+ event types) and server-side RBAC.</w:t>
+        <w:t>Led GEM ERP (Next.js + Supabase/PostgreSQL): reduced commercial proposal errors by 80%, increased monthly profit ~14%, 100+ daily active users — real-time multi-view Kanban, corporate chat, GPT-powered assistant and append-only audit trail.</w:t>
       </w:r>
     </w:p>
     <w:p>
@@ -663,61 +529,7 @@
           <w:color w:val="000000"/>
           <w:sz w:val="20"/>
         </w:rPr>
-        <w:t>Reduced error rate in commercial proposals by 80% and increased monthly profit by approximately 14%; 100+ daily active users across departments with 99.9% uptime.</w:t>
-      </w:r>
-    </w:p>
-    <w:p>
-      <w:pPr>
-        <w:spacing w:before="10" w:after="10" w:line="259" w:lineRule="auto"/>
-        <w:ind w:left="357" w:hanging="181"/>
-        <w:jc w:val="left"/>
-      </w:pPr>
-      <w:r>
-        <w:rPr>
-          <w:rFonts w:ascii="Calibri" w:hAnsi="Calibri"/>
-          <w:b w:val="0"/>
-          <w:i w:val="0"/>
-          <w:color w:val="000000"/>
-          <w:sz w:val="20"/>
-        </w:rPr>
-        <w:t xml:space="preserve">• </w:t>
-      </w:r>
-      <w:r>
-        <w:rPr>
-          <w:rFonts w:ascii="Calibri" w:hAnsi="Calibri"/>
-          <w:b w:val="0"/>
-          <w:i w:val="0"/>
-          <w:color w:val="000000"/>
-          <w:sz w:val="20"/>
-        </w:rPr>
-        <w:t>Engineered multi-layer caching (Zustand + TanStack Query + in-memory) with SSR/RSC strategy and sub-200ms real-time sync; 5,000+ lines of Prisma schema; deployed via Docker and Nginx on dedicated VPS.</w:t>
-      </w:r>
-    </w:p>
-    <w:p>
-      <w:pPr>
-        <w:spacing w:before="10" w:after="10" w:line="259" w:lineRule="auto"/>
-        <w:ind w:left="357" w:hanging="181"/>
-        <w:jc w:val="left"/>
-      </w:pPr>
-      <w:r>
-        <w:rPr>
-          <w:rFonts w:ascii="Calibri" w:hAnsi="Calibri"/>
-          <w:b w:val="0"/>
-          <w:i w:val="0"/>
-          <w:color w:val="000000"/>
-          <w:sz w:val="20"/>
-        </w:rPr>
-        <w:t xml:space="preserve">• </w:t>
-      </w:r>
-      <w:r>
-        <w:rPr>
-          <w:rFonts w:ascii="Calibri" w:hAnsi="Calibri"/>
-          <w:b w:val="0"/>
-          <w:i w:val="0"/>
-          <w:color w:val="000000"/>
-          <w:sz w:val="20"/>
-        </w:rPr>
-        <w:t>Developed Kotlin backend services and Kotlin Multiplatform tooling (Compose Multiplatform + Ktor + SQLDelight) for automated CAD export workflows; desktop application with Tauri for offline-first factory environments.</w:t>
+        <w:t>Engineered Kotlin Multiplatform tooling (Compose + Ktor + SQLDelight) for automated CAD export workflows and Android field-ops modules; multi-layer caching with sub-200ms real-time sync via Docker/Nginx VPS.</w:t>
       </w:r>
     </w:p>
     <w:p>
@@ -733,7 +545,7 @@
           <w:color w:val="000000"/>
           <w:sz w:val="21"/>
         </w:rPr>
-        <w:t>Senior Full-Stack Engineer — afonsodev.com (Independent Consultant &amp; Product Founder)</w:t>
+        <w:t>Senior Full-Stack Engineer — afonsodev.com (Founder &amp; Independent Consultant)</w:t>
       </w:r>
     </w:p>
     <w:p>
@@ -765,7 +577,7 @@
           <w:color w:val="000000"/>
           <w:sz w:val="20"/>
         </w:rPr>
-        <w:t>Stormzplus — Subscription Streaming Platform (Founder &amp; Lead Engineer)</w:t>
+        <w:t>Stormzplus — Subscription VOD Platform (Founder &amp; Lead Engineer)</w:t>
       </w:r>
     </w:p>
     <w:p>
@@ -792,7 +604,7 @@
           <w:color w:val="000000"/>
           <w:sz w:val="20"/>
         </w:rPr>
-        <w:t>Founded and built a full-stack subscription VOD platform: Next.js (App Router, RSC), Supabase Auth/DB, PostgreSQL and Drizzle ORM — multi-profile accounts with tier-based feature gating, watch progress, favorites and curated rows.</w:t>
+        <w:t>Full-stack streaming platform: Next.js + Supabase, GPU-accelerated Go/FFmpeg/NVENC transcoding (240p–4K HLS), Cloudflare R2/CDN, Stripe + Mercado Pago PIX subscriptions with idempotent webhooks.</w:t>
       </w:r>
     </w:p>
     <w:p>
@@ -819,7 +631,23 @@
           <w:color w:val="000000"/>
           <w:sz w:val="20"/>
         </w:rPr>
-        <w:t>GPU-accelerated video pipeline: Go service orchestrating FFmpeg with NVIDIA NVENC for multi-bitrate HLS transcoding (240p–4K), stored on Cloudflare R2 with CDN edge caching; streaming I/O supporting 10GB+ uploads.</w:t>
+        <w:t>LiveKit Watch Party (up to 50 concurrent viewers) with custom signaling over data channels; custom HLS player with captions, resume, quality selector and background playback.</w:t>
+      </w:r>
+    </w:p>
+    <w:p>
+      <w:pPr>
+        <w:spacing w:before="0" w:after="40" w:line="276" w:lineRule="auto"/>
+        <w:jc w:val="left"/>
+      </w:pPr>
+      <w:r>
+        <w:rPr>
+          <w:rFonts w:ascii="Calibri" w:hAnsi="Calibri"/>
+          <w:b/>
+          <w:i w:val="0"/>
+          <w:color w:val="000000"/>
+          <w:sz w:val="20"/>
+        </w:rPr>
+        <w:t>Orça Norte — B2B Construction Marketplace (orcanorte.com.br)</w:t>
       </w:r>
     </w:p>
     <w:p>
@@ -846,77 +674,7 @@
           <w:color w:val="000000"/>
           <w:sz w:val="20"/>
         </w:rPr>
-        <w:t>Stripe billing + Mercado Pago (PIX) with idempotent webhooks and full subscription lifecycle; LiveKit WebRTC SFU for real-time Watch Party (up to 50 concurrent viewers) with custom signaling over data channels.</w:t>
-      </w:r>
-    </w:p>
-    <w:p>
-      <w:pPr>
-        <w:spacing w:before="10" w:after="10" w:line="259" w:lineRule="auto"/>
-        <w:ind w:left="357" w:hanging="181"/>
-        <w:jc w:val="left"/>
-      </w:pPr>
-      <w:r>
-        <w:rPr>
-          <w:rFonts w:ascii="Calibri" w:hAnsi="Calibri"/>
-          <w:b w:val="0"/>
-          <w:i w:val="0"/>
-          <w:color w:val="000000"/>
-          <w:sz w:val="20"/>
-        </w:rPr>
-        <w:t xml:space="preserve">• </w:t>
-      </w:r>
-      <w:r>
-        <w:rPr>
-          <w:rFonts w:ascii="Calibri" w:hAnsi="Calibri"/>
-          <w:b w:val="0"/>
-          <w:i w:val="0"/>
-          <w:color w:val="000000"/>
-          <w:sz w:val="20"/>
-        </w:rPr>
-        <w:t>Custom HLS player with captions, resume playback, quality selector and resilient error handling; full admin CMS with FFmpeg job tracking and real-time ingestion progress.</w:t>
-      </w:r>
-    </w:p>
-    <w:p>
-      <w:pPr>
-        <w:spacing w:before="0" w:after="40" w:line="276" w:lineRule="auto"/>
-        <w:jc w:val="left"/>
-      </w:pPr>
-      <w:r>
-        <w:rPr>
-          <w:rFonts w:ascii="Calibri" w:hAnsi="Calibri"/>
-          <w:b/>
-          <w:i w:val="0"/>
-          <w:color w:val="000000"/>
-          <w:sz w:val="20"/>
-        </w:rPr>
-        <w:t>Orça Norte — B2B Quotes Marketplace (orcanorte.com.br)</w:t>
-      </w:r>
-    </w:p>
-    <w:p>
-      <w:pPr>
-        <w:spacing w:before="10" w:after="10" w:line="259" w:lineRule="auto"/>
-        <w:ind w:left="357" w:hanging="181"/>
-        <w:jc w:val="left"/>
-      </w:pPr>
-      <w:r>
-        <w:rPr>
-          <w:rFonts w:ascii="Calibri" w:hAnsi="Calibri"/>
-          <w:b w:val="0"/>
-          <w:i w:val="0"/>
-          <w:color w:val="000000"/>
-          <w:sz w:val="20"/>
-        </w:rPr>
-        <w:t xml:space="preserve">• </w:t>
-      </w:r>
-      <w:r>
-        <w:rPr>
-          <w:rFonts w:ascii="Calibri" w:hAnsi="Calibri"/>
-          <w:b w:val="0"/>
-          <w:i w:val="0"/>
-          <w:color w:val="000000"/>
-          <w:sz w:val="20"/>
-        </w:rPr>
-        <w:t>Built a construction marketplace serving 500+ registered companies: SEO-first architecture (SSR/ISR), multi-tenant vendor system with roles and audit trails, subscription plans and operational dashboards. Next.js, Prisma, PostgreSQL, NextAuth, TanStack Query.</w:t>
+        <w:t>SSR/ISR marketplace for 500+ companies: multi-tenant vendor system, subscription plans, RBAC and operational dashboards. Next.js, Prisma, PostgreSQL, NextAuth.</w:t>
       </w:r>
     </w:p>
     <w:p>
@@ -932,7 +690,7 @@
           <w:color w:val="000000"/>
           <w:sz w:val="21"/>
         </w:rPr>
-        <w:t>Full Stack Engineer — TopSapp (Gestão de Provedores)</w:t>
+        <w:t>Full Stack Developer — TopSapp</w:t>
       </w:r>
     </w:p>
     <w:p>
@@ -975,7 +733,7 @@
           <w:color w:val="000000"/>
           <w:sz w:val="20"/>
         </w:rPr>
-        <w:t>Built and maintained ISP-management web interfaces with Next.js; migrated legacy modules to React/Next.js; implemented CI/CD pipelines with GitLab and agile delivery (Scrum/Kanban).</w:t>
+        <w:t>ISP management interfaces (Next.js/React); legacy system migration; GitLab CI/CD; Scrum/Kanban delivery.</w:t>
       </w:r>
     </w:p>
     <w:p>
@@ -991,7 +749,7 @@
           <w:color w:val="000000"/>
           <w:sz w:val="21"/>
         </w:rPr>
-        <w:t>System Programmer — Ecocentauro Sistemas Inteligentes</w:t>
+        <w:t>System Developer — Ecocentauro Sistemas Inteligentes</w:t>
       </w:r>
     </w:p>
     <w:p>
@@ -1034,7 +792,7 @@
           <w:color w:val="000000"/>
           <w:sz w:val="20"/>
         </w:rPr>
-        <w:t>Managed PostgreSQL databases, schema design and query optimization; developed financial and operational reporting layouts.</w:t>
+        <w:t>PostgreSQL schema design, query optimization and financial/operational reporting.</w:t>
       </w:r>
     </w:p>
     <w:p>
@@ -1058,7 +816,7 @@
     </w:p>
     <w:p>
       <w:pPr>
-        <w:spacing w:before="120" w:after="0" w:line="240" w:lineRule="auto"/>
+        <w:spacing w:before="0" w:after="40" w:line="276" w:lineRule="auto"/>
         <w:jc w:val="left"/>
       </w:pPr>
       <w:r>
@@ -1067,15 +825,24 @@
           <w:b/>
           <w:i w:val="0"/>
           <w:color w:val="000000"/>
-          <w:sz w:val="21"/>
+          <w:sz w:val="20"/>
         </w:rPr>
-        <w:t>Next.js FFmpeg Transcoder (MIT)</w:t>
+        <w:t>Next.js FFmpeg Transcoder</w:t>
+      </w:r>
+      <w:r>
+        <w:rPr>
+          <w:rFonts w:ascii="Calibri" w:hAnsi="Calibri"/>
+          <w:b w:val="0"/>
+          <w:i w:val="0"/>
+          <w:color w:val="000000"/>
+          <w:sz w:val="20"/>
+        </w:rPr>
+        <w:t xml:space="preserve"> (MIT) · github.com/afonsoburginski/nextjs-ffmpeg-transcoder</w:t>
       </w:r>
     </w:p>
     <w:p>
       <w:pPr>
-        <w:spacing w:before="10" w:after="10" w:line="259" w:lineRule="auto"/>
-        <w:ind w:left="357" w:hanging="181"/>
+        <w:spacing w:before="0" w:after="40" w:line="276" w:lineRule="auto"/>
         <w:jc w:val="left"/>
       </w:pPr>
       <w:r>
@@ -1086,44 +853,7 @@
           <w:color w:val="000000"/>
           <w:sz w:val="20"/>
         </w:rPr>
-        <w:t xml:space="preserve">• </w:t>
-      </w:r>
-      <w:r>
-        <w:rPr>
-          <w:rFonts w:ascii="Calibri" w:hAnsi="Calibri"/>
-          <w:b w:val="0"/>
-          <w:i w:val="0"/>
-          <w:color w:val="000000"/>
-          <w:sz w:val="20"/>
-        </w:rPr>
-        <w:t>Production-grade video ingestion and HLS transcoding extracted from Stormzplus: Go server with streaming I/O (10GB+ files), FFmpeg/NVENC GPU acceleration, Cloudflare R2 storage, Next.js admin dashboard.</w:t>
-      </w:r>
-    </w:p>
-    <w:p>
-      <w:pPr>
-        <w:spacing w:before="10" w:after="10" w:line="259" w:lineRule="auto"/>
-        <w:ind w:left="357" w:hanging="181"/>
-        <w:jc w:val="left"/>
-      </w:pPr>
-      <w:r>
-        <w:rPr>
-          <w:rFonts w:ascii="Calibri" w:hAnsi="Calibri"/>
-          <w:b w:val="0"/>
-          <w:i w:val="0"/>
-          <w:color w:val="000000"/>
-          <w:sz w:val="20"/>
-        </w:rPr>
-        <w:t xml:space="preserve">• </w:t>
-      </w:r>
-      <w:r>
-        <w:rPr>
-          <w:rFonts w:ascii="Calibri" w:hAnsi="Calibri"/>
-          <w:b w:val="0"/>
-          <w:i w:val="0"/>
-          <w:color w:val="000000"/>
-          <w:sz w:val="20"/>
-        </w:rPr>
-        <w:t>github.com/afonsoburginski/nextjs-ffmpeg-transcoder</w:t>
+        <w:t>Go video ingestion service with FFmpeg/NVENC GPU acceleration, HLS transcoding and Cloudflare R2 storage.</w:t>
       </w:r>
     </w:p>
     <w:p>
@@ -1142,13 +872,38 @@
           <w:color w:val="000000"/>
           <w:sz w:val="22"/>
         </w:rPr>
-        <w:t>CERTIFICATIONS</w:t>
+        <w:t>EDUCATION &amp; CERTIFICATIONS</w:t>
       </w:r>
     </w:p>
     <w:p>
       <w:pPr>
-        <w:spacing w:before="10" w:after="10" w:line="259" w:lineRule="auto"/>
-        <w:ind w:left="357" w:hanging="181"/>
+        <w:spacing w:before="0" w:after="40" w:line="276" w:lineRule="auto"/>
+        <w:jc w:val="left"/>
+      </w:pPr>
+      <w:r>
+        <w:rPr>
+          <w:rFonts w:ascii="Calibri" w:hAnsi="Calibri"/>
+          <w:b/>
+          <w:i w:val="0"/>
+          <w:color w:val="000000"/>
+          <w:sz w:val="20"/>
+        </w:rPr>
+        <w:t>B.Sc. Information Systems</w:t>
+      </w:r>
+      <w:r>
+        <w:rPr>
+          <w:rFonts w:ascii="Calibri" w:hAnsi="Calibri"/>
+          <w:b w:val="0"/>
+          <w:i w:val="0"/>
+          <w:color w:val="000000"/>
+          <w:sz w:val="20"/>
+        </w:rPr>
+        <w:t xml:space="preserve"> — Unemat Sinop · 2020–2024</w:t>
+      </w:r>
+    </w:p>
+    <w:p>
+      <w:pPr>
+        <w:spacing w:before="0" w:after="40" w:line="276" w:lineRule="auto"/>
         <w:jc w:val="left"/>
       </w:pPr>
       <w:r>
@@ -1159,95 +914,7 @@
           <w:color w:val="000000"/>
           <w:sz w:val="20"/>
         </w:rPr>
-        <w:t xml:space="preserve">• </w:t>
-      </w:r>
-      <w:r>
-        <w:rPr>
-          <w:rFonts w:ascii="Calibri" w:hAnsi="Calibri"/>
-          <w:b w:val="0"/>
-          <w:i w:val="0"/>
-          <w:color w:val="000000"/>
-          <w:sz w:val="20"/>
-        </w:rPr>
-        <w:t>Meta Back-End Developer Professional Certificate (Meta)</w:t>
-      </w:r>
-    </w:p>
-    <w:p>
-      <w:pPr>
-        <w:spacing w:before="10" w:after="10" w:line="259" w:lineRule="auto"/>
-        <w:ind w:left="357" w:hanging="181"/>
-        <w:jc w:val="left"/>
-      </w:pPr>
-      <w:r>
-        <w:rPr>
-          <w:rFonts w:ascii="Calibri" w:hAnsi="Calibri"/>
-          <w:b w:val="0"/>
-          <w:i w:val="0"/>
-          <w:color w:val="000000"/>
-          <w:sz w:val="20"/>
-        </w:rPr>
-        <w:t xml:space="preserve">• </w:t>
-      </w:r>
-      <w:r>
-        <w:rPr>
-          <w:rFonts w:ascii="Calibri" w:hAnsi="Calibri"/>
-          <w:b w:val="0"/>
-          <w:i w:val="0"/>
-          <w:color w:val="000000"/>
-          <w:sz w:val="20"/>
-        </w:rPr>
-        <w:t>IBM Full Stack Software Developer Professional Certificate (IBM)</w:t>
-      </w:r>
-    </w:p>
-    <w:p>
-      <w:pPr>
-        <w:spacing w:before="200" w:after="80" w:line="240" w:lineRule="auto"/>
-        <w:jc w:val="left"/>
-        <w:pBdr>
-          <w:bottom w:val="single" w:sz="6" w:space="1" w:color="000000"/>
-        </w:pBdr>
-      </w:pPr>
-      <w:r>
-        <w:rPr>
-          <w:rFonts w:ascii="Calibri" w:hAnsi="Calibri"/>
-          <w:b/>
-          <w:i w:val="0"/>
-          <w:color w:val="000000"/>
-          <w:sz w:val="22"/>
-        </w:rPr>
-        <w:t>EDUCATION</w:t>
-      </w:r>
-    </w:p>
-    <w:p>
-      <w:pPr>
-        <w:spacing w:before="80" w:after="0" w:line="240" w:lineRule="auto"/>
-        <w:jc w:val="left"/>
-      </w:pPr>
-      <w:r>
-        <w:rPr>
-          <w:rFonts w:ascii="Calibri" w:hAnsi="Calibri"/>
-          <w:b/>
-          <w:i w:val="0"/>
-          <w:color w:val="000000"/>
-          <w:sz w:val="20"/>
-        </w:rPr>
-        <w:t>Bachelor's Degree in Information Systems — Unemat Sinop</w:t>
-      </w:r>
-    </w:p>
-    <w:p>
-      <w:pPr>
-        <w:spacing w:before="0" w:after="40" w:line="240" w:lineRule="auto"/>
-        <w:jc w:val="left"/>
-      </w:pPr>
-      <w:r>
-        <w:rPr>
-          <w:rFonts w:ascii="Calibri" w:hAnsi="Calibri"/>
-          <w:b w:val="0"/>
-          <w:i/>
-          <w:color w:val="555555"/>
-          <w:sz w:val="19"/>
-        </w:rPr>
-        <w:t>2020 – 2024 | Brazil</w:t>
+        <w:t>Meta Back-End Developer Professional Certificate · IBM Full Stack Software Developer Professional Certificate</w:t>
       </w:r>
     </w:p>
     <w:p>
@@ -1292,33 +959,7 @@
           <w:color w:val="000000"/>
           <w:sz w:val="20"/>
         </w:rPr>
-        <w:t xml:space="preserve"> Native</w:t>
-      </w:r>
-    </w:p>
-    <w:p>
-      <w:pPr>
-        <w:spacing w:before="10" w:after="10" w:line="259" w:lineRule="auto"/>
-        <w:jc w:val="left"/>
-      </w:pPr>
-      <w:r>
-        <w:rPr>
-          <w:rFonts w:ascii="Calibri" w:hAnsi="Calibri"/>
-          <w:b/>
-          <w:i w:val="0"/>
-          <w:color w:val="000000"/>
-          <w:sz w:val="20"/>
-        </w:rPr>
-        <w:t>English:</w:t>
-      </w:r>
-      <w:r>
-        <w:rPr>
-          <w:rFonts w:ascii="Calibri" w:hAnsi="Calibri"/>
-          <w:b w:val="0"/>
-          <w:i w:val="0"/>
-          <w:color w:val="000000"/>
-          <w:sz w:val="20"/>
-        </w:rPr>
-        <w:t xml:space="preserve"> B2 — comfortable with technical communication and client meetings</w:t>
+        <w:t xml:space="preserve"> Native · English: B2 — technical communication and client meetings</w:t>
       </w:r>
     </w:p>
     <w:sectPr>
